--- a/assets/CV (Shih-Ni Prim_Mar_2025_NN).docx
+++ b/assets/CV (Shih-Ni Prim_Mar_2025_NN).docx
@@ -530,6 +530,19 @@
         </w:tabs>
         <w:rPr>
           <w:rFonts w:asciiTheme="minorHAnsi" w:hAnsiTheme="minorHAnsi" w:cstheme="minorHAnsi"/>
+          <w:b/>
+          <w:sz w:val="22"/>
+          <w:szCs w:val="22"/>
+        </w:rPr>
+      </w:pPr>
+    </w:p>
+    <w:p>
+      <w:pPr>
+        <w:tabs>
+          <w:tab w:val="right" w:pos="8640"/>
+        </w:tabs>
+        <w:rPr>
+          <w:rFonts w:asciiTheme="minorHAnsi" w:hAnsiTheme="minorHAnsi" w:cstheme="minorHAnsi"/>
           <w:bCs/>
           <w:sz w:val="22"/>
           <w:szCs w:val="22"/>
@@ -676,18 +689,8 @@
           <w:sz w:val="22"/>
           <w:szCs w:val="22"/>
         </w:rPr>
-        <w:t xml:space="preserve"> for computer </w:t>
-      </w:r>
-      <w:proofErr w:type="gramStart"/>
-      <w:r>
-        <w:rPr>
-          <w:rFonts w:asciiTheme="minorHAnsi" w:hAnsiTheme="minorHAnsi" w:cstheme="minorHAnsi"/>
-          <w:sz w:val="22"/>
-          <w:szCs w:val="22"/>
-        </w:rPr>
-        <w:t>experiment</w:t>
-      </w:r>
-      <w:proofErr w:type="gramEnd"/>
+        <w:t xml:space="preserve"> for computer experiment</w:t>
+      </w:r>
       <w:r>
         <w:rPr>
           <w:rFonts w:asciiTheme="minorHAnsi" w:hAnsiTheme="minorHAnsi" w:cstheme="minorHAnsi"/>
@@ -1088,25 +1091,7 @@
           <w:sz w:val="22"/>
           <w:szCs w:val="22"/>
         </w:rPr>
-        <w:t xml:space="preserve">Visualized Geographic Information System data using R (sf, </w:t>
-      </w:r>
-      <w:proofErr w:type="spellStart"/>
-      <w:r>
-        <w:rPr>
-          <w:rFonts w:asciiTheme="minorHAnsi" w:hAnsiTheme="minorHAnsi" w:cstheme="minorHAnsi"/>
-          <w:sz w:val="22"/>
-          <w:szCs w:val="22"/>
-        </w:rPr>
-        <w:t>tidyverse</w:t>
-      </w:r>
-      <w:proofErr w:type="spellEnd"/>
-      <w:r>
-        <w:rPr>
-          <w:rFonts w:asciiTheme="minorHAnsi" w:hAnsiTheme="minorHAnsi" w:cstheme="minorHAnsi"/>
-          <w:sz w:val="22"/>
-          <w:szCs w:val="22"/>
-        </w:rPr>
-        <w:t>, and ggplot2)</w:t>
+        <w:t>Visualized Geographic Information System data using R (sf, tidyverse, and ggplot2)</w:t>
       </w:r>
     </w:p>
     <w:p>
@@ -1138,19 +1123,6 @@
         </w:tabs>
         <w:rPr>
           <w:rFonts w:asciiTheme="minorHAnsi" w:hAnsiTheme="minorHAnsi" w:cstheme="minorHAnsi"/>
-          <w:b/>
-          <w:sz w:val="22"/>
-          <w:szCs w:val="22"/>
-        </w:rPr>
-      </w:pPr>
-    </w:p>
-    <w:p>
-      <w:pPr>
-        <w:tabs>
-          <w:tab w:val="right" w:pos="8640"/>
-        </w:tabs>
-        <w:rPr>
-          <w:rFonts w:asciiTheme="minorHAnsi" w:hAnsiTheme="minorHAnsi" w:cstheme="minorHAnsi"/>
           <w:bCs/>
           <w:sz w:val="22"/>
           <w:szCs w:val="22"/>
@@ -1337,39 +1309,7 @@
           <w:sz w:val="22"/>
           <w:szCs w:val="22"/>
         </w:rPr>
-        <w:t xml:space="preserve">Devised active learning algorithms to efficiently construct aero databases in Python (scikit-learn, </w:t>
-      </w:r>
-      <w:proofErr w:type="spellStart"/>
-      <w:r>
-        <w:rPr>
-          <w:sz w:val="22"/>
-          <w:szCs w:val="22"/>
-        </w:rPr>
-        <w:t>numpy</w:t>
-      </w:r>
-      <w:proofErr w:type="spellEnd"/>
-      <w:r>
-        <w:rPr>
-          <w:sz w:val="22"/>
-          <w:szCs w:val="22"/>
-        </w:rPr>
-        <w:t xml:space="preserve">, </w:t>
-      </w:r>
-      <w:proofErr w:type="spellStart"/>
-      <w:r>
-        <w:rPr>
-          <w:sz w:val="22"/>
-          <w:szCs w:val="22"/>
-        </w:rPr>
-        <w:t>dgpsi</w:t>
-      </w:r>
-      <w:proofErr w:type="spellEnd"/>
-      <w:r>
-        <w:rPr>
-          <w:sz w:val="22"/>
-          <w:szCs w:val="22"/>
-        </w:rPr>
-        <w:t>)</w:t>
+        <w:t>Devised active learning algorithms to efficiently construct aero databases in Python (scikit-learn, numpy, dgpsi)</w:t>
       </w:r>
     </w:p>
     <w:p>
@@ -2172,35 +2112,66 @@
           <w:sz w:val="22"/>
           <w:szCs w:val="22"/>
         </w:rPr>
-        <w:t xml:space="preserve">, edited by Adam E. M. </w:t>
-      </w:r>
-      <w:proofErr w:type="spellStart"/>
-      <w:r>
-        <w:rPr>
-          <w:sz w:val="22"/>
-          <w:szCs w:val="22"/>
-        </w:rPr>
-        <w:t>Eltorai</w:t>
-      </w:r>
-      <w:proofErr w:type="spellEnd"/>
-      <w:r>
-        <w:rPr>
-          <w:sz w:val="22"/>
-          <w:szCs w:val="22"/>
-        </w:rPr>
-        <w:t xml:space="preserve">, Jeffrey A. Bakal, Daniel W. Kim, David E. </w:t>
-      </w:r>
-      <w:proofErr w:type="spellStart"/>
-      <w:r>
-        <w:rPr>
-          <w:sz w:val="22"/>
-          <w:szCs w:val="22"/>
-        </w:rPr>
-        <w:t>Wazer</w:t>
-      </w:r>
-      <w:proofErr w:type="spellEnd"/>
-      <w:r>
-        <w:rPr>
+        <w:t xml:space="preserve">, edited by Adam E. M. Eltorai, Jeffrey A. Bakal, Daniel W. Kim, David E. Wazer, </w:t>
+      </w:r>
+      <w:r>
+        <w:rPr>
+          <w:sz w:val="22"/>
+          <w:szCs w:val="22"/>
+        </w:rPr>
+        <w:t>31</w:t>
+      </w:r>
+      <w:r>
+        <w:rPr>
+          <w:sz w:val="22"/>
+          <w:szCs w:val="22"/>
+        </w:rPr>
+        <w:t>3–284. 2023. Academic Press.</w:t>
+      </w:r>
+    </w:p>
+    <w:p>
+      <w:pPr>
+        <w:rPr>
+          <w:sz w:val="22"/>
+          <w:szCs w:val="22"/>
+        </w:rPr>
+      </w:pPr>
+    </w:p>
+    <w:p>
+      <w:pPr>
+        <w:rPr>
+          <w:rFonts w:asciiTheme="minorHAnsi" w:hAnsiTheme="minorHAnsi" w:cstheme="minorHAnsi"/>
+          <w:sz w:val="22"/>
+          <w:szCs w:val="22"/>
+        </w:rPr>
+      </w:pPr>
+      <w:r>
+        <w:rPr>
+          <w:rFonts w:asciiTheme="minorHAnsi" w:hAnsiTheme="minorHAnsi" w:cstheme="minorHAnsi"/>
+          <w:sz w:val="22"/>
+          <w:szCs w:val="22"/>
+        </w:rPr>
+        <w:t xml:space="preserve">Helis </w:t>
+      </w:r>
+      <w:r>
+        <w:rPr>
+          <w:rFonts w:asciiTheme="minorHAnsi" w:hAnsiTheme="minorHAnsi" w:cstheme="minorHAnsi"/>
+          <w:sz w:val="22"/>
+          <w:szCs w:val="22"/>
+        </w:rPr>
+        <w:t>C</w:t>
+      </w:r>
+      <w:r>
+        <w:rPr>
+          <w:rFonts w:asciiTheme="minorHAnsi" w:hAnsiTheme="minorHAnsi" w:cstheme="minorHAnsi"/>
+          <w:sz w:val="22"/>
+          <w:szCs w:val="22"/>
+        </w:rPr>
+        <w:t>A</w:t>
+      </w:r>
+      <w:r>
+        <w:rPr>
+          <w:rFonts w:asciiTheme="minorHAnsi" w:hAnsiTheme="minorHAnsi" w:cstheme="minorHAnsi"/>
           <w:sz w:val="22"/>
           <w:szCs w:val="22"/>
         </w:rPr>
@@ -2208,58 +2179,63 @@
       </w:r>
       <w:r>
         <w:rPr>
-          <w:sz w:val="22"/>
-          <w:szCs w:val="22"/>
-        </w:rPr>
-        <w:t>31</w:t>
-      </w:r>
-      <w:r>
-        <w:rPr>
-          <w:sz w:val="22"/>
-          <w:szCs w:val="22"/>
-        </w:rPr>
-        <w:t>3–284. 2023. Academic Press.</w:t>
-      </w:r>
-    </w:p>
-    <w:p>
-      <w:pPr>
-        <w:rPr>
-          <w:sz w:val="22"/>
-          <w:szCs w:val="22"/>
-        </w:rPr>
-      </w:pPr>
-    </w:p>
-    <w:p>
-      <w:pPr>
-        <w:rPr>
-          <w:rFonts w:asciiTheme="minorHAnsi" w:hAnsiTheme="minorHAnsi" w:cstheme="minorHAnsi"/>
-          <w:sz w:val="22"/>
-          <w:szCs w:val="22"/>
-        </w:rPr>
-      </w:pPr>
-      <w:r>
-        <w:rPr>
-          <w:rFonts w:asciiTheme="minorHAnsi" w:hAnsiTheme="minorHAnsi" w:cstheme="minorHAnsi"/>
-          <w:sz w:val="22"/>
-          <w:szCs w:val="22"/>
-        </w:rPr>
-        <w:t xml:space="preserve">Helis </w:t>
-      </w:r>
-      <w:r>
-        <w:rPr>
-          <w:rFonts w:asciiTheme="minorHAnsi" w:hAnsiTheme="minorHAnsi" w:cstheme="minorHAnsi"/>
-          <w:sz w:val="22"/>
-          <w:szCs w:val="22"/>
-        </w:rPr>
-        <w:t>C</w:t>
-      </w:r>
-      <w:r>
-        <w:rPr>
-          <w:rFonts w:asciiTheme="minorHAnsi" w:hAnsiTheme="minorHAnsi" w:cstheme="minorHAnsi"/>
-          <w:sz w:val="22"/>
-          <w:szCs w:val="22"/>
-        </w:rPr>
-        <w:t>A</w:t>
+          <w:rFonts w:asciiTheme="minorHAnsi" w:hAnsiTheme="minorHAnsi" w:cstheme="minorHAnsi"/>
+          <w:b/>
+          <w:bCs/>
+          <w:sz w:val="22"/>
+          <w:szCs w:val="22"/>
+        </w:rPr>
+        <w:t>Prim</w:t>
+      </w:r>
+      <w:r>
+        <w:rPr>
+          <w:rFonts w:asciiTheme="minorHAnsi" w:hAnsiTheme="minorHAnsi" w:cstheme="minorHAnsi"/>
+          <w:sz w:val="22"/>
+          <w:szCs w:val="22"/>
+        </w:rPr>
+        <w:t xml:space="preserve"> </w:t>
+      </w:r>
+      <w:r>
+        <w:rPr>
+          <w:rFonts w:asciiTheme="minorHAnsi" w:hAnsiTheme="minorHAnsi" w:cstheme="minorHAnsi"/>
+          <w:b/>
+          <w:bCs/>
+          <w:sz w:val="22"/>
+          <w:szCs w:val="22"/>
+        </w:rPr>
+        <w:t>S</w:t>
+      </w:r>
+      <w:r>
+        <w:rPr>
+          <w:rFonts w:asciiTheme="minorHAnsi" w:hAnsiTheme="minorHAnsi" w:cstheme="minorHAnsi"/>
+          <w:sz w:val="22"/>
+          <w:szCs w:val="22"/>
+        </w:rPr>
+        <w:t>,</w:t>
+      </w:r>
+      <w:r>
+        <w:rPr>
+          <w:rFonts w:asciiTheme="minorHAnsi" w:hAnsiTheme="minorHAnsi" w:cstheme="minorHAnsi"/>
+          <w:sz w:val="22"/>
+          <w:szCs w:val="22"/>
+        </w:rPr>
+        <w:t xml:space="preserve"> Cramer</w:t>
+      </w:r>
+      <w:r>
+        <w:rPr>
+          <w:rFonts w:asciiTheme="minorHAnsi" w:hAnsiTheme="minorHAnsi" w:cstheme="minorHAnsi"/>
+          <w:sz w:val="22"/>
+          <w:szCs w:val="22"/>
+        </w:rPr>
+        <w:t xml:space="preserve"> C</w:t>
+      </w:r>
+      <w:r>
+        <w:rPr>
+          <w:rFonts w:asciiTheme="minorHAnsi" w:hAnsiTheme="minorHAnsi" w:cstheme="minorHAnsi"/>
+          <w:sz w:val="22"/>
+          <w:szCs w:val="22"/>
+        </w:rPr>
+        <w:t>K</w:t>
       </w:r>
       <w:r>
         <w:rPr>
@@ -2272,62 +2248,58 @@
       <w:r>
         <w:rPr>
           <w:rFonts w:asciiTheme="minorHAnsi" w:hAnsiTheme="minorHAnsi" w:cstheme="minorHAnsi"/>
-          <w:b/>
-          <w:bCs/>
-          <w:sz w:val="22"/>
-          <w:szCs w:val="22"/>
-        </w:rPr>
-        <w:t>Prim</w:t>
-      </w:r>
-      <w:r>
-        <w:rPr>
-          <w:rFonts w:asciiTheme="minorHAnsi" w:hAnsiTheme="minorHAnsi" w:cstheme="minorHAnsi"/>
-          <w:sz w:val="22"/>
-          <w:szCs w:val="22"/>
-        </w:rPr>
-        <w:t xml:space="preserve"> </w:t>
-      </w:r>
-      <w:r>
-        <w:rPr>
-          <w:rFonts w:asciiTheme="minorHAnsi" w:hAnsiTheme="minorHAnsi" w:cstheme="minorHAnsi"/>
-          <w:b/>
-          <w:bCs/>
-          <w:sz w:val="22"/>
-          <w:szCs w:val="22"/>
-        </w:rPr>
-        <w:t>S</w:t>
-      </w:r>
-      <w:r>
-        <w:rPr>
-          <w:rFonts w:asciiTheme="minorHAnsi" w:hAnsiTheme="minorHAnsi" w:cstheme="minorHAnsi"/>
-          <w:sz w:val="22"/>
-          <w:szCs w:val="22"/>
-        </w:rPr>
-        <w:t>,</w:t>
-      </w:r>
-      <w:r>
-        <w:rPr>
-          <w:rFonts w:asciiTheme="minorHAnsi" w:hAnsiTheme="minorHAnsi" w:cstheme="minorHAnsi"/>
-          <w:sz w:val="22"/>
-          <w:szCs w:val="22"/>
-        </w:rPr>
-        <w:t xml:space="preserve"> Cramer</w:t>
-      </w:r>
-      <w:r>
-        <w:rPr>
-          <w:rFonts w:asciiTheme="minorHAnsi" w:hAnsiTheme="minorHAnsi" w:cstheme="minorHAnsi"/>
-          <w:sz w:val="22"/>
-          <w:szCs w:val="22"/>
-        </w:rPr>
-        <w:t xml:space="preserve"> C</w:t>
-      </w:r>
-      <w:r>
-        <w:rPr>
-          <w:rFonts w:asciiTheme="minorHAnsi" w:hAnsiTheme="minorHAnsi" w:cstheme="minorHAnsi"/>
-          <w:sz w:val="22"/>
-          <w:szCs w:val="22"/>
-        </w:rPr>
-        <w:t>K</w:t>
+          <w:sz w:val="22"/>
+          <w:szCs w:val="22"/>
+        </w:rPr>
+        <w:t xml:space="preserve">Strowd </w:t>
+      </w:r>
+      <w:r>
+        <w:rPr>
+          <w:rFonts w:asciiTheme="minorHAnsi" w:hAnsiTheme="minorHAnsi" w:cstheme="minorHAnsi"/>
+          <w:sz w:val="22"/>
+          <w:szCs w:val="22"/>
+        </w:rPr>
+        <w:t>R,</w:t>
+      </w:r>
+      <w:r>
+        <w:rPr>
+          <w:rFonts w:asciiTheme="minorHAnsi" w:hAnsiTheme="minorHAnsi" w:cstheme="minorHAnsi"/>
+          <w:sz w:val="22"/>
+          <w:szCs w:val="22"/>
+        </w:rPr>
+        <w:t xml:space="preserve"> Lesser</w:t>
+      </w:r>
+      <w:r>
+        <w:rPr>
+          <w:rFonts w:asciiTheme="minorHAnsi" w:hAnsiTheme="minorHAnsi" w:cstheme="minorHAnsi"/>
+          <w:sz w:val="22"/>
+          <w:szCs w:val="22"/>
+        </w:rPr>
+        <w:t xml:space="preserve"> GJ, </w:t>
+      </w:r>
+      <w:r>
+        <w:rPr>
+          <w:rFonts w:asciiTheme="minorHAnsi" w:hAnsiTheme="minorHAnsi" w:cstheme="minorHAnsi"/>
+          <w:sz w:val="22"/>
+          <w:szCs w:val="22"/>
+        </w:rPr>
+        <w:t xml:space="preserve">White </w:t>
+      </w:r>
+      <w:r>
+        <w:rPr>
+          <w:rFonts w:asciiTheme="minorHAnsi" w:hAnsiTheme="minorHAnsi" w:cstheme="minorHAnsi"/>
+          <w:sz w:val="22"/>
+          <w:szCs w:val="22"/>
+        </w:rPr>
+        <w:t>J</w:t>
+      </w:r>
+      <w:r>
+        <w:rPr>
+          <w:rFonts w:asciiTheme="minorHAnsi" w:hAnsiTheme="minorHAnsi" w:cstheme="minorHAnsi"/>
+          <w:sz w:val="22"/>
+          <w:szCs w:val="22"/>
+        </w:rPr>
+        <w:t>J</w:t>
       </w:r>
       <w:r>
         <w:rPr>
@@ -2343,70 +2315,6 @@
           <w:sz w:val="22"/>
           <w:szCs w:val="22"/>
         </w:rPr>
-        <w:t xml:space="preserve">Strowd </w:t>
-      </w:r>
-      <w:r>
-        <w:rPr>
-          <w:rFonts w:asciiTheme="minorHAnsi" w:hAnsiTheme="minorHAnsi" w:cstheme="minorHAnsi"/>
-          <w:sz w:val="22"/>
-          <w:szCs w:val="22"/>
-        </w:rPr>
-        <w:t>R,</w:t>
-      </w:r>
-      <w:r>
-        <w:rPr>
-          <w:rFonts w:asciiTheme="minorHAnsi" w:hAnsiTheme="minorHAnsi" w:cstheme="minorHAnsi"/>
-          <w:sz w:val="22"/>
-          <w:szCs w:val="22"/>
-        </w:rPr>
-        <w:t xml:space="preserve"> Lesser</w:t>
-      </w:r>
-      <w:r>
-        <w:rPr>
-          <w:rFonts w:asciiTheme="minorHAnsi" w:hAnsiTheme="minorHAnsi" w:cstheme="minorHAnsi"/>
-          <w:sz w:val="22"/>
-          <w:szCs w:val="22"/>
-        </w:rPr>
-        <w:t xml:space="preserve"> GJ, </w:t>
-      </w:r>
-      <w:r>
-        <w:rPr>
-          <w:rFonts w:asciiTheme="minorHAnsi" w:hAnsiTheme="minorHAnsi" w:cstheme="minorHAnsi"/>
-          <w:sz w:val="22"/>
-          <w:szCs w:val="22"/>
-        </w:rPr>
-        <w:t xml:space="preserve">White </w:t>
-      </w:r>
-      <w:r>
-        <w:rPr>
-          <w:rFonts w:asciiTheme="minorHAnsi" w:hAnsiTheme="minorHAnsi" w:cstheme="minorHAnsi"/>
-          <w:sz w:val="22"/>
-          <w:szCs w:val="22"/>
-        </w:rPr>
-        <w:t>J</w:t>
-      </w:r>
-      <w:r>
-        <w:rPr>
-          <w:rFonts w:asciiTheme="minorHAnsi" w:hAnsiTheme="minorHAnsi" w:cstheme="minorHAnsi"/>
-          <w:sz w:val="22"/>
-          <w:szCs w:val="22"/>
-        </w:rPr>
-        <w:t>J</w:t>
-      </w:r>
-      <w:r>
-        <w:rPr>
-          <w:rFonts w:asciiTheme="minorHAnsi" w:hAnsiTheme="minorHAnsi" w:cstheme="minorHAnsi"/>
-          <w:sz w:val="22"/>
-          <w:szCs w:val="22"/>
-        </w:rPr>
-        <w:t xml:space="preserve">, </w:t>
-      </w:r>
-      <w:r>
-        <w:rPr>
-          <w:rFonts w:asciiTheme="minorHAnsi" w:hAnsiTheme="minorHAnsi" w:cstheme="minorHAnsi"/>
-          <w:sz w:val="22"/>
-          <w:szCs w:val="22"/>
-        </w:rPr>
         <w:t xml:space="preserve">Tatter </w:t>
       </w:r>
       <w:r>
@@ -2463,18 +2371,8 @@
           <w:sz w:val="22"/>
           <w:szCs w:val="22"/>
         </w:rPr>
-        <w:t xml:space="preserve"> H, </w:t>
-      </w:r>
-      <w:proofErr w:type="spellStart"/>
-      <w:r>
-        <w:rPr>
-          <w:rFonts w:asciiTheme="minorHAnsi" w:hAnsiTheme="minorHAnsi" w:cstheme="minorHAnsi"/>
-          <w:sz w:val="22"/>
-          <w:szCs w:val="22"/>
-        </w:rPr>
-        <w:t>Debinski</w:t>
-      </w:r>
-      <w:proofErr w:type="spellEnd"/>
+        <w:t xml:space="preserve"> H, Debinski</w:t>
+      </w:r>
       <w:r>
         <w:rPr>
           <w:rFonts w:asciiTheme="minorHAnsi" w:hAnsiTheme="minorHAnsi" w:cstheme="minorHAnsi"/>
@@ -3447,35 +3345,7 @@
           <w:sz w:val="22"/>
           <w:szCs w:val="22"/>
         </w:rPr>
-        <w:t xml:space="preserve">Email: </w:t>
-      </w:r>
-      <w:proofErr w:type="spellStart"/>
-      <w:proofErr w:type="gramStart"/>
-      <w:r>
-        <w:rPr>
-          <w:rFonts w:asciiTheme="minorHAnsi" w:hAnsiTheme="minorHAnsi" w:cstheme="minorHAnsi"/>
-          <w:sz w:val="22"/>
-          <w:szCs w:val="22"/>
-        </w:rPr>
-        <w:t>bjreich</w:t>
-      </w:r>
-      <w:proofErr w:type="spellEnd"/>
-      <w:r>
-        <w:rPr>
-          <w:rFonts w:asciiTheme="minorHAnsi" w:hAnsiTheme="minorHAnsi" w:cstheme="minorHAnsi"/>
-          <w:sz w:val="22"/>
-          <w:szCs w:val="22"/>
-        </w:rPr>
-        <w:t xml:space="preserve"> @</w:t>
-      </w:r>
-      <w:proofErr w:type="gramEnd"/>
-      <w:r>
-        <w:rPr>
-          <w:rFonts w:asciiTheme="minorHAnsi" w:hAnsiTheme="minorHAnsi" w:cstheme="minorHAnsi"/>
-          <w:sz w:val="22"/>
-          <w:szCs w:val="22"/>
-        </w:rPr>
-        <w:t>ncsu.edu</w:t>
+        <w:t>Email: bjreich @ncsu.edu</w:t>
       </w:r>
     </w:p>
     <w:p>
@@ -3861,18 +3731,8 @@
           <w:sz w:val="22"/>
           <w:szCs w:val="22"/>
         </w:rPr>
-        <w:t xml:space="preserve">Das Lied von der </w:t>
-      </w:r>
-      <w:proofErr w:type="spellStart"/>
-      <w:r>
-        <w:rPr>
-          <w:i/>
-          <w:sz w:val="22"/>
-          <w:szCs w:val="22"/>
-        </w:rPr>
-        <w:t>Erde</w:t>
-      </w:r>
-      <w:proofErr w:type="spellEnd"/>
+        <w:t>Das Lied von der Erde</w:t>
+      </w:r>
       <w:r>
         <w:rPr>
           <w:sz w:val="22"/>
